--- a/eng/docx/51.content.docx
+++ b/eng/docx/51.content.docx
@@ -19,7 +19,7 @@
         <w:rPr>
           <w:lang w:val="en_US" w:bidi="en_US"/>
         </w:rPr>
-        <w:t>Resource: Study Notes - Book Intros (Tyndale)</w:t>
+        <w:t>Resource: Tyndale Open Study Notes</w:t>
       </w:r>
       <w:r>
         <w:rPr>
@@ -112,7 +112,7 @@
         <w:rPr>
           <w:lang w:val="en_US" w:bidi="en_US"/>
         </w:rPr>
-        <w:t>Study Notes - Book Intros (Tyndale)</w:t>
+        <w:t>Tyndale Open Study Notes</w:t>
       </w:r>
     </w:p>
     <w:p>

--- a/eng/docx/51.content.docx
+++ b/eng/docx/51.content.docx
@@ -231,7 +231,7 @@
         <w:rPr>
           <w:lang w:val="en_US" w:bidi="en_US"/>
         </w:rPr>
-        <w:t>The letter to the Colossians combines some of the deepest and most sublime teaching about Christ with some very basic instructions for life. As strongly as any other book in the New Testament, Colossians reminds us that Christ must always be preeminent in a Christian’s affections and worship.</w:t>
+        <w:t>The letter to the Colossians combines profound teaching about Christ with practical guidance for daily life. More than almost any other New Testament book, Colossians reminds believers that Christ must have first place in their love, devotion, and worship.</w:t>
       </w:r>
     </w:p>
     <w:p>
@@ -256,7 +256,7 @@
         <w:rPr>
           <w:lang w:val="en_US" w:bidi="en_US"/>
         </w:rPr>
-        <w:t>The city of Colosse was located about 120 miles (193 kilometers) east of Ephesus, in the province of Asia (in modern-day Turkey).</w:t>
+        <w:t>The city of Colossae was about 193 kilometers (120 miles) east of Ephesus, in the province of Asia (in modern-day Turkey).</w:t>
       </w:r>
     </w:p>
     <w:p>
@@ -270,7 +270,7 @@
         <w:rPr>
           <w:lang w:val="en_US" w:bidi="en_US"/>
         </w:rPr>
-        <w:t>Paul mentions Epaphras as the one who first brought the Good News to the Colossians (</w:t>
+        <w:t>The apostle Paul mentions Epaphras as the person who first brought the good news about Jesus to the Colossians (</w:t>
       </w:r>
       <w:hyperlink r:id="rId13">
         <w:r>
@@ -288,7 +288,33 @@
         <w:rPr>
           <w:lang w:val="en_US" w:bidi="en_US"/>
         </w:rPr>
-        <w:t>). Epaphras was probably converted during Paul’s three-year ministry in Ephesus. Ephesus was the commercial and governmental center for the whole province, which included Colosse. Luke tells us that during Paul’s time in Ephesus, “people throughout the province of Asia . . . heard the word of the Lord” (</w:t>
+        <w:t xml:space="preserve">). Epaphras probably became a Christian during Paul’s three-year ministry in Ephesus. Ephesus was the main commercial area and center of government for the entire province, which included Colossae. </w:t>
+      </w:r>
+    </w:p>
+    <w:p>
+      <w:pPr/>
+      <w:r>
+        <w:rPr>
+          <w:lang w:val="en_US" w:bidi="en_US"/>
+        </w:rPr>
+      </w:r>
+      <w:r>
+        <w:rPr>
+          <w:lang w:val="en_US" w:bidi="en_US"/>
+        </w:rPr>
+        <w:t>Luke tells us that during Paul’s time in Ephesus, “</w:t>
+      </w:r>
+      <w:r>
+        <w:rPr>
+          <w:lang w:val="en_US" w:bidi="en_US"/>
+        </w:rPr>
+        <w:t>everyone who lived in the province of Asia</w:t>
+      </w:r>
+      <w:r>
+        <w:rPr>
+          <w:lang w:val="en_US" w:bidi="en_US"/>
+        </w:rPr>
+        <w:t xml:space="preserve"> … heard the word of the Lord” (</w:t>
       </w:r>
       <w:hyperlink r:id="rId14">
         <w:r>
@@ -306,7 +332,7 @@
         <w:rPr>
           <w:lang w:val="en_US" w:bidi="en_US"/>
         </w:rPr>
-        <w:t>). While Paul had not visited Colosse (</w:t>
+        <w:t>). Although Paul had not visited Colossae, he was the spiritual “father” of Epaphras and thus the spiritual “grandfather” of their church (</w:t>
       </w:r>
       <w:hyperlink r:id="rId15">
         <w:r>
@@ -317,14 +343,14 @@
             <w:color w:val="0000EE"/>
             <w:u w:val="single"/>
           </w:rPr>
-          <w:t>Col 2:1</w:t>
+          <w:t>Colossians 2:1</w:t>
         </w:r>
       </w:hyperlink>
       <w:r>
         <w:rPr>
           <w:lang w:val="en_US" w:bidi="en_US"/>
         </w:rPr>
-        <w:t>), he was the spiritual “father” of Epaphras and thus the spiritual “grandfather” of their church. So he wrote with both apostolic authority and personal caring.</w:t>
+        <w:t>). So he wrote with both the authority of an apostle (a messenger chosen by Jesus) and with personal caring.</w:t>
       </w:r>
     </w:p>
     <w:p>
@@ -356,7 +382,31 @@
         <w:rPr>
           <w:lang w:val="en_US" w:bidi="en_US"/>
         </w:rPr>
-        <w:t>). He had told Paul about some of the difficulties the young church was going through. He was especially concerned about some false teachers in Colosse who were emphasizing the importance of “spiritual rulers and authorities” (</w:t>
+        <w:t>). He had told Paul about some of the difficulties the new church was going through. He was especially concerned about some false teachers in Colosse who were emphasizing the importance of “</w:t>
+      </w:r>
+      <w:r>
+        <w:rPr>
+          <w:lang w:val="en_US" w:bidi="en_US"/>
+        </w:rPr>
+        <w:t>the powers and authorities</w:t>
+      </w:r>
+      <w:r>
+        <w:rPr>
+          <w:lang w:val="en_US" w:bidi="en_US"/>
+        </w:rPr>
+        <w:t>” and “</w:t>
+      </w:r>
+      <w:r>
+        <w:rPr>
+          <w:lang w:val="en_US" w:bidi="en_US"/>
+        </w:rPr>
+        <w:t>spiritual forces of the world</w:t>
+      </w:r>
+      <w:r>
+        <w:rPr>
+          <w:lang w:val="en_US" w:bidi="en_US"/>
+        </w:rPr>
+        <w:t>” (</w:t>
       </w:r>
       <w:hyperlink r:id="rId17">
         <w:r>
@@ -374,7 +424,7 @@
         <w:rPr>
           <w:lang w:val="en_US" w:bidi="en_US"/>
         </w:rPr>
-        <w:t>) and “spiritual powers of this world” (</w:t>
+        <w:t xml:space="preserve">; </w:t>
       </w:r>
       <w:hyperlink r:id="rId18">
         <w:r>
@@ -404,7 +454,7 @@
         <w:rPr>
           <w:lang w:val="en_US" w:bidi="en_US"/>
         </w:rPr>
-        <w:t>), and thus were detracting from Christ’s preeminence. Paul wrote to address these issues.</w:t>
+        <w:t>). These teachings were taking away from Christ's highest place and authority. Paul wrote to address these issues.</w:t>
       </w:r>
     </w:p>
     <w:p>
@@ -429,7 +479,7 @@
         <w:rPr>
           <w:lang w:val="en_US" w:bidi="en_US"/>
         </w:rPr>
-        <w:t xml:space="preserve">Colossians divides into two parts, with </w:t>
+        <w:t xml:space="preserve">Colossians divides into two parts. </w:t>
       </w:r>
       <w:hyperlink r:id="rId20">
         <w:r>
@@ -440,14 +490,14 @@
             <w:color w:val="0000EE"/>
             <w:u w:val="single"/>
           </w:rPr>
-          <w:t>chs 1–2</w:t>
+          <w:t>Chapters 1–2</w:t>
         </w:r>
       </w:hyperlink>
       <w:r>
         <w:rPr>
           <w:lang w:val="en_US" w:bidi="en_US"/>
         </w:rPr>
-        <w:t xml:space="preserve"> focused on theology and </w:t>
+        <w:t xml:space="preserve"> focus on theology (teaching about God and his work), while </w:t>
       </w:r>
       <w:hyperlink r:id="rId21">
         <w:r>
@@ -458,14 +508,14 @@
             <w:color w:val="0000EE"/>
             <w:u w:val="single"/>
           </w:rPr>
-          <w:t>chs 3–4</w:t>
+          <w:t>chapters 3–4</w:t>
         </w:r>
       </w:hyperlink>
       <w:r>
         <w:rPr>
           <w:lang w:val="en_US" w:bidi="en_US"/>
         </w:rPr>
-        <w:t xml:space="preserve"> on practical matters.</w:t>
+        <w:t xml:space="preserve"> address practical matters.</w:t>
       </w:r>
     </w:p>
     <w:p>
@@ -479,7 +529,7 @@
         <w:rPr>
           <w:lang w:val="en_US" w:bidi="en_US"/>
         </w:rPr>
-        <w:t>Paul’s greetings (</w:t>
+        <w:t>Paul begins with greetings and a thanksgiving section (</w:t>
       </w:r>
       <w:hyperlink r:id="rId22">
         <w:r>
@@ -490,15 +540,9 @@
             <w:color w:val="0000EE"/>
             <w:u w:val="single"/>
           </w:rPr>
-          <w:t>1:1–2</w:t>
+          <w:t xml:space="preserve">1:1–2; </w:t>
         </w:r>
       </w:hyperlink>
-      <w:r>
-        <w:rPr>
-          <w:lang w:val="en_US" w:bidi="en_US"/>
-        </w:rPr>
-        <w:t>) are followed by a thanksgiving section (</w:t>
-      </w:r>
       <w:hyperlink r:id="rId23">
         <w:r>
           <w:rPr>
@@ -515,7 +559,7 @@
         <w:rPr>
           <w:lang w:val="en_US" w:bidi="en_US"/>
         </w:rPr>
-        <w:t>), a typical way of opening a New Testament letter. Then, to make his key theological point, Paul quotes and adapts a hymn about the supremacy of Christ (</w:t>
+        <w:t>). This was a common way to begin New Testament letters. Then, to make this point clear, Paul quotes and adapts a hymn about Christ's supreme authority (</w:t>
       </w:r>
       <w:hyperlink r:id="rId24">
         <w:r>
@@ -533,7 +577,7 @@
         <w:rPr>
           <w:lang w:val="en_US" w:bidi="en_US"/>
         </w:rPr>
-        <w:t>), then makes a practical application (</w:t>
+        <w:t>). He then makes a practical application (</w:t>
       </w:r>
       <w:hyperlink r:id="rId25">
         <w:r>
@@ -551,7 +595,21 @@
         <w:rPr>
           <w:lang w:val="en_US" w:bidi="en_US"/>
         </w:rPr>
-        <w:t>) before discussing his own ministry as apostle to the Gentiles (</w:t>
+        <w:t xml:space="preserve">). </w:t>
+      </w:r>
+    </w:p>
+    <w:p>
+      <w:pPr/>
+      <w:r>
+        <w:rPr>
+          <w:lang w:val="en_US" w:bidi="en_US"/>
+        </w:rPr>
+      </w:r>
+      <w:r>
+        <w:rPr>
+          <w:lang w:val="en_US" w:bidi="en_US"/>
+        </w:rPr>
+        <w:t>He next discusses his role as an apostle to the Gentiles (</w:t>
       </w:r>
       <w:hyperlink r:id="rId26">
         <w:r>
@@ -569,7 +627,7 @@
         <w:rPr>
           <w:lang w:val="en_US" w:bidi="en_US"/>
         </w:rPr>
-        <w:t>). He then returns to his main point, urging the Colossians to maintain their allegiance to Christ Jesus, the one who provides for their spiritual life (</w:t>
+        <w:t>). Paul urges the Colossians to remain faithful to Christ Jesus, the one who provides for their spiritual life (</w:t>
       </w:r>
       <w:hyperlink r:id="rId27">
         <w:r>
@@ -587,7 +645,7 @@
         <w:rPr>
           <w:lang w:val="en_US" w:bidi="en_US"/>
         </w:rPr>
-        <w:t>). The theological part of the letter concludes with a warning not to become preoccupied with rules as a means to spiritual fulfillment (</w:t>
+        <w:t>). The theological section of the letter ends with a warning not to focus too much on rules as a way to achieve spiritual maturity (</w:t>
       </w:r>
       <w:hyperlink r:id="rId28">
         <w:r>
@@ -630,14 +688,14 @@
             <w:color w:val="0000EE"/>
             <w:u w:val="single"/>
           </w:rPr>
-          <w:t>chs 3–4</w:t>
+          <w:t>chapters 3–4</w:t>
         </w:r>
       </w:hyperlink>
       <w:r>
         <w:rPr>
           <w:lang w:val="en_US" w:bidi="en_US"/>
         </w:rPr>
-        <w:t>) opens with a general call to turn from sin and embrace the new life in Christ (</w:t>
+        <w:t>) begins with a call to turn away from a lifestyle of sin and embrace a new life in Christ (</w:t>
       </w:r>
       <w:hyperlink r:id="rId29">
         <w:r>
@@ -655,7 +713,7 @@
         <w:rPr>
           <w:lang w:val="en_US" w:bidi="en_US"/>
         </w:rPr>
-        <w:t>). Paul follows this with instructions for the Christian community (</w:t>
+        <w:t>). Paul then gives instructions for the Christian community and family life (</w:t>
       </w:r>
       <w:hyperlink r:id="rId30">
         <w:r>
@@ -673,7 +731,7 @@
         <w:rPr>
           <w:lang w:val="en_US" w:bidi="en_US"/>
         </w:rPr>
-        <w:t>) and family life (</w:t>
+        <w:t xml:space="preserve">; </w:t>
       </w:r>
       <w:hyperlink r:id="rId31">
         <w:r>
@@ -691,7 +749,7 @@
         <w:rPr>
           <w:lang w:val="en_US" w:bidi="en_US"/>
         </w:rPr>
-        <w:t>). The letter concludes with an exhortation to prayer (</w:t>
+        <w:t>). The letter ends with encouragement to pray (</w:t>
       </w:r>
       <w:hyperlink r:id="rId32">
         <w:r>
@@ -709,7 +767,7 @@
         <w:rPr>
           <w:lang w:val="en_US" w:bidi="en_US"/>
         </w:rPr>
-        <w:t>) and remarks about coworkers and other Christians (</w:t>
+        <w:t>) and comments about Paul's fellow workers and other Christians (</w:t>
       </w:r>
       <w:hyperlink r:id="rId33">
         <w:r>
@@ -738,7 +796,7 @@
         <w:rPr>
           <w:lang w:val="en_US" w:bidi="en_US"/>
         </w:rPr>
-        <w:t>Date and Occasion of Writing</w:t>
+        <w:t>Date and Purpose of Writing</w:t>
       </w:r>
     </w:p>
     <w:p>
@@ -752,7 +810,7 @@
         <w:rPr>
           <w:lang w:val="en_US" w:bidi="en_US"/>
         </w:rPr>
-        <w:t xml:space="preserve">Colossians, Ephesians, Philemon, and Philippians are referred to as the Prison Letters—all four were written while Paul was in jail for preaching about Jesus Christ (see </w:t>
+        <w:t xml:space="preserve">Colossians, Ephesians, Philemon, and Philippians are called the Prison Letters. Paul wrote them while in jail for preaching about Jesus Christ (see </w:t>
       </w:r>
       <w:hyperlink r:id="rId34">
         <w:r>
@@ -763,14 +821,14 @@
             <w:color w:val="0000EE"/>
             <w:u w:val="single"/>
           </w:rPr>
-          <w:t>4:18</w:t>
+          <w:t>Colossians 4:18</w:t>
         </w:r>
       </w:hyperlink>
       <w:r>
         <w:rPr>
           <w:lang w:val="en_US" w:bidi="en_US"/>
         </w:rPr>
-        <w:t xml:space="preserve">). Ephesians, Colossians, and Philemon are closely related, having probably been written from the same place at about the same time (either Rome or Ephesus—see </w:t>
+        <w:t xml:space="preserve">). Ephesians, Colossians, and Philemon are closely related. Paul probably wrote them from the same place at about the same time (either Rome or Ephesus; see </w:t>
       </w:r>
       <w:r>
         <w:rPr>
@@ -782,7 +840,7 @@
         <w:rPr>
           <w:lang w:val="en_US" w:bidi="en_US"/>
         </w:rPr>
-        <w:t>). These three letters share common themes and vocabulary and were written to people in the same part of the world: Colosse was only about 120 miles east of Ephesus in the Roman province of Asia, and Philemon was a resident of Colosse.</w:t>
+        <w:t xml:space="preserve">). </w:t>
       </w:r>
     </w:p>
     <w:p>
@@ -796,7 +854,21 @@
         <w:rPr>
           <w:lang w:val="en_US" w:bidi="en_US"/>
         </w:rPr>
-        <w:t>Paul mentioned some of the same coworkers in each of the Prison Letters. In his letter to Philemon, he explained why he was sending Onesimus, Philemon’s runaway slave, back to him. Onesimus also traveled with the letter to the Colossians (</w:t>
+        <w:t>These three letters share similar themes and vocabulary. They were also written to people in the same region. Colossae was about 190 kilometers (120 miles) east of Ephesus in the Roman province of Asia. Philemon lived in Colossae.</w:t>
+      </w:r>
+    </w:p>
+    <w:p>
+      <w:pPr/>
+      <w:r>
+        <w:rPr>
+          <w:lang w:val="en_US" w:bidi="en_US"/>
+        </w:rPr>
+      </w:r>
+      <w:r>
+        <w:rPr>
+          <w:lang w:val="en_US" w:bidi="en_US"/>
+        </w:rPr>
+        <w:t>Paul mentioned some of the same fellow workers in each of the Prison Letters. In his letter to Philemon, he explained why he was sending back Onesimus, Philemon’s slave who had run away. Onesimus also traveled with the letter to the Colossians (</w:t>
       </w:r>
       <w:hyperlink r:id="rId35">
         <w:r>
@@ -814,54 +886,7 @@
         <w:rPr>
           <w:lang w:val="en_US" w:bidi="en_US"/>
         </w:rPr>
-        <w:t>). In both Colossians (</w:t>
-      </w:r>
-      <w:hyperlink r:id="rId36">
-        <w:r>
-          <w:rPr>
-            <w:lang w:val="en_US" w:bidi="en_US"/>
-          </w:rPr>
-          <w:rPr>
-            <w:color w:val="0000EE"/>
-            <w:u w:val="single"/>
-          </w:rPr>
-          <w:t>4:7</w:t>
-        </w:r>
-      </w:hyperlink>
-      <w:r>
-        <w:rPr>
-          <w:lang w:val="en_US" w:bidi="en_US"/>
-        </w:rPr>
-        <w:t>) and Ephesians (</w:t>
-      </w:r>
-      <w:hyperlink r:id="rId37">
-        <w:r>
-          <w:rPr>
-            <w:lang w:val="en_US" w:bidi="en_US"/>
-          </w:rPr>
-          <w:rPr>
-            <w:color w:val="0000EE"/>
-            <w:u w:val="single"/>
-          </w:rPr>
-          <w:t>Eph 6:21</w:t>
-        </w:r>
-      </w:hyperlink>
-      <w:r>
-        <w:rPr>
-          <w:lang w:val="en_US" w:bidi="en_US"/>
-        </w:rPr>
-        <w:t>), Paul said that Tychicus would give the churches more detailed information about Paul’s situation. So Tychicus was probably the messenger who carried these three letters to their destinations in Asia Minor.</w:t>
-      </w:r>
-    </w:p>
-    <w:p>
-      <w:pPr>
-        <w:pStyle w:val="Heading2"/>
-      </w:pPr>
-      <w:r>
-        <w:rPr>
-          <w:lang w:val="en_US" w:bidi="en_US"/>
-        </w:rPr>
-        <w:t>The False Teaching</w:t>
+        <w:t xml:space="preserve">). </w:t>
       </w:r>
     </w:p>
     <w:p>
@@ -875,9 +900,9 @@
         <w:rPr>
           <w:lang w:val="en_US" w:bidi="en_US"/>
         </w:rPr>
-        <w:t>Paul wrote to the Colossians because false teachers were disturbing the church. Colosse was an important commercial center on one of the main Roman roads in the region, so the city would have been exposed to ideas from many religions and philosophies. Like many false teachings, the “Colossian heresy” was probably a mixture of various attitudes and ideas that were in the air at the time. We cannot identify these false teachers or the details of their particular teaching, but we can see some characteristics: (1) The false teachers were apparently insisting on the observance of Sabbath and new moon festivals (</w:t>
-      </w:r>
-      <w:hyperlink r:id="rId38">
+        <w:t>In both Colossians and Ephesians, Paul said that Tychicus would give the churches more details about Paul’s situation (</w:t>
+      </w:r>
+      <w:hyperlink r:id="rId36">
         <w:r>
           <w:rPr>
             <w:lang w:val="en_US" w:bidi="en_US"/>
@@ -886,14 +911,32 @@
             <w:color w:val="0000EE"/>
             <w:u w:val="single"/>
           </w:rPr>
-          <w:t>2:16</w:t>
+          <w:t>Colossians 4:7</w:t>
         </w:r>
       </w:hyperlink>
       <w:r>
         <w:rPr>
           <w:lang w:val="en_US" w:bidi="en_US"/>
         </w:rPr>
-        <w:t>), which suggests some Jewish input in their viewpoint; (2) they were preoccupied with following various rules, particularly pertaining to the body (asceticism); and (3) they placed emphasis on spiritual beings, which was typical of many religious movements of the period. The basic problem is clear: The teaching did not regard Christ as the center and origin of all religious experience. Any teaching or philosophy that fails to do so is not the Good News.</w:t>
+        <w:t xml:space="preserve">; </w:t>
+      </w:r>
+      <w:hyperlink r:id="rId37">
+        <w:r>
+          <w:rPr>
+            <w:lang w:val="en_US" w:bidi="en_US"/>
+          </w:rPr>
+          <w:rPr>
+            <w:color w:val="0000EE"/>
+            <w:u w:val="single"/>
+          </w:rPr>
+          <w:t>Ephesians 6:21</w:t>
+        </w:r>
+      </w:hyperlink>
+      <w:r>
+        <w:rPr>
+          <w:lang w:val="en_US" w:bidi="en_US"/>
+        </w:rPr>
+        <w:t>). Tychicus was probably the messenger who carried these three letters to their destinations in Asia Minor.</w:t>
       </w:r>
     </w:p>
     <w:p>
@@ -904,7 +947,7 @@
         <w:rPr>
           <w:lang w:val="en_US" w:bidi="en_US"/>
         </w:rPr>
-        <w:t>Meaning and Message</w:t>
+        <w:t>The False Teaching</w:t>
       </w:r>
     </w:p>
     <w:p>
@@ -918,43 +961,7 @@
         <w:rPr>
           <w:lang w:val="en_US" w:bidi="en_US"/>
         </w:rPr>
-        <w:t>In his letter to the Colossians, Paul steers a young Christian church back to the apostles’ message of the Good News about Christ. To counter the influence of false teaching, Paul insisted that Christ is supreme over all beings in creation, both spiritual and physical. Jesus is the one in whom the very fullness of God resides. Jesus is also the only ultimate source of spiritual growth, the center from which all true spiritual experience must radiate (</w:t>
-      </w:r>
-      <w:hyperlink r:id="rId39">
-        <w:r>
-          <w:rPr>
-            <w:lang w:val="en_US" w:bidi="en_US"/>
-          </w:rPr>
-          <w:rPr>
-            <w:color w:val="0000EE"/>
-            <w:u w:val="single"/>
-          </w:rPr>
-          <w:t>2:19</w:t>
-        </w:r>
-      </w:hyperlink>
-      <w:r>
-        <w:rPr>
-          <w:lang w:val="en_US" w:bidi="en_US"/>
-        </w:rPr>
-        <w:t>). The false teachers were deriving their emphasis on rules from something other than Christ, and this meant that the rules could not produce spiritual benefit (</w:t>
-      </w:r>
-      <w:hyperlink r:id="rId40">
-        <w:r>
-          <w:rPr>
-            <w:lang w:val="en_US" w:bidi="en_US"/>
-          </w:rPr>
-          <w:rPr>
-            <w:color w:val="0000EE"/>
-            <w:u w:val="single"/>
-          </w:rPr>
-          <w:t>2:23</w:t>
-        </w:r>
-      </w:hyperlink>
-      <w:r>
-        <w:rPr>
-          <w:lang w:val="en_US" w:bidi="en_US"/>
-        </w:rPr>
-        <w:t>). In this case, Paul argues, addition means subtraction: Trying to add anything to Christ leads to subtracting the power that he alone gives to lead the Christian life.</w:t>
+        <w:t>Paul wrote to the Colossians because false teachers were troubling the church. Colossae was an important trading center on one of the main Roman roads in the region. As a result, people there were exposed to ideas from many religions and philosophies.</w:t>
       </w:r>
     </w:p>
     <w:p>
@@ -968,7 +975,79 @@
         <w:rPr>
           <w:lang w:val="en_US" w:bidi="en_US"/>
         </w:rPr>
-        <w:t>Christ has reconciled us to the God in whom we now live, so all of our spiritual needs are fulfilled by Christ. We need no one and nothing else for true spiritual fulfillment.</w:t>
+        <w:t>Like many false teachings, the "Colossian heresy" was probably a mixture of ideas and practices that were common at the time. We do not know who these teachers were or exactly what they taught. However, we can identify some features of their teaching:</w:t>
+      </w:r>
+    </w:p>
+    <w:p>
+      <w:pPr>
+        <w:pStyle w:val="ListBullet"/>
+        <w:spacing w:line="240" w:lineRule="auto"/>
+        <w:ind w:left="720"/>
+      </w:pPr>
+      <w:r>
+        <w:rPr>
+          <w:lang w:val="en_US" w:bidi="en_US"/>
+        </w:rPr>
+      </w:r>
+      <w:r>
+        <w:rPr>
+          <w:lang w:val="en_US" w:bidi="en_US"/>
+        </w:rPr>
+        <w:t>They seem to have insisted that Christians observe Sabbath and new moon festivals (</w:t>
+      </w:r>
+      <w:hyperlink r:id="rId38">
+        <w:r>
+          <w:rPr>
+            <w:lang w:val="en_US" w:bidi="en_US"/>
+          </w:rPr>
+          <w:rPr>
+            <w:color w:val="0000EE"/>
+            <w:u w:val="single"/>
+          </w:rPr>
+          <w:t>Colossians 2:16</w:t>
+        </w:r>
+      </w:hyperlink>
+      <w:r>
+        <w:rPr>
+          <w:lang w:val="en_US" w:bidi="en_US"/>
+        </w:rPr>
+        <w:t>). This suggests some Jewish influence.</w:t>
+      </w:r>
+    </w:p>
+    <w:p>
+      <w:pPr>
+        <w:pStyle w:val="ListBullet"/>
+        <w:spacing w:line="240" w:lineRule="auto"/>
+        <w:ind w:left="720"/>
+      </w:pPr>
+      <w:r>
+        <w:rPr>
+          <w:lang w:val="en_US" w:bidi="en_US"/>
+        </w:rPr>
+      </w:r>
+      <w:r>
+        <w:rPr>
+          <w:lang w:val="en_US" w:bidi="en_US"/>
+        </w:rPr>
+        <w:t>They focused heavily on following rules, especially rules about the body and self-denial (asceticism).</w:t>
+      </w:r>
+    </w:p>
+    <w:p>
+      <w:pPr>
+        <w:pStyle w:val="ListBullet"/>
+        <w:spacing w:line="240" w:lineRule="auto"/>
+        <w:ind w:left="720"/>
+      </w:pPr>
+      <w:r>
+        <w:rPr>
+          <w:lang w:val="en_US" w:bidi="en_US"/>
+        </w:rPr>
+      </w:r>
+      <w:r>
+        <w:rPr>
+          <w:lang w:val="en_US" w:bidi="en_US"/>
+        </w:rPr>
+        <w:t>They placed great importance on spiritual beings, a common feature of many religious movements in that period.</w:t>
       </w:r>
     </w:p>
     <w:p>
@@ -982,7 +1061,110 @@
         <w:rPr>
           <w:lang w:val="en_US" w:bidi="en_US"/>
         </w:rPr>
-        <w:t>Paul urged the Colossians to avoid putting too much stock in ritual practices (</w:t>
+        <w:t>The central problem was clear: their teaching did not present Christ as the source and center of true spiritual life. Any teaching or philosophy that fails to do this is not the good news.</w:t>
+      </w:r>
+    </w:p>
+    <w:p>
+      <w:pPr>
+        <w:pStyle w:val="Heading2"/>
+      </w:pPr>
+      <w:r>
+        <w:rPr>
+          <w:lang w:val="en_US" w:bidi="en_US"/>
+        </w:rPr>
+        <w:t>Meaning and Message</w:t>
+      </w:r>
+    </w:p>
+    <w:p>
+      <w:pPr/>
+      <w:r>
+        <w:rPr>
+          <w:lang w:val="en_US" w:bidi="en_US"/>
+        </w:rPr>
+      </w:r>
+      <w:r>
+        <w:rPr>
+          <w:lang w:val="en_US" w:bidi="en_US"/>
+        </w:rPr>
+        <w:t>In his letter to the Colossians, Paul calls a young Christian church back to the apostles' message of the good news about Christ. To counter false teaching, Paul stresses that Christ is supreme over all creation, both spiritual and physical. Jesus is the one in whom the fullness of God lives. He is also the only true source of spiritual growth. All genuine spiritual life comes from him (</w:t>
+      </w:r>
+      <w:hyperlink r:id="rId39">
+        <w:r>
+          <w:rPr>
+            <w:lang w:val="en_US" w:bidi="en_US"/>
+          </w:rPr>
+          <w:rPr>
+            <w:color w:val="0000EE"/>
+            <w:u w:val="single"/>
+          </w:rPr>
+          <w:t>Colossians 2:19</w:t>
+        </w:r>
+      </w:hyperlink>
+      <w:r>
+        <w:rPr>
+          <w:lang w:val="en_US" w:bidi="en_US"/>
+        </w:rPr>
+        <w:t>).</w:t>
+      </w:r>
+    </w:p>
+    <w:p>
+      <w:pPr/>
+      <w:r>
+        <w:rPr>
+          <w:lang w:val="en_US" w:bidi="en_US"/>
+        </w:rPr>
+      </w:r>
+      <w:r>
+        <w:rPr>
+          <w:lang w:val="en_US" w:bidi="en_US"/>
+        </w:rPr>
+        <w:t>The false teachers based their emphasis on rules on something other than Christ. As a result, those rules could not produce true spiritual growth (</w:t>
+      </w:r>
+      <w:hyperlink r:id="rId40">
+        <w:r>
+          <w:rPr>
+            <w:lang w:val="en_US" w:bidi="en_US"/>
+          </w:rPr>
+          <w:rPr>
+            <w:color w:val="0000EE"/>
+            <w:u w:val="single"/>
+          </w:rPr>
+          <w:t>Colossians 2:23</w:t>
+        </w:r>
+      </w:hyperlink>
+      <w:r>
+        <w:rPr>
+          <w:lang w:val="en_US" w:bidi="en_US"/>
+        </w:rPr>
+        <w:t>). Paul argues that adding anything to Christ actually takes away the power he alone provides for living a Christian life.</w:t>
+      </w:r>
+    </w:p>
+    <w:p>
+      <w:pPr/>
+      <w:r>
+        <w:rPr>
+          <w:lang w:val="en_US" w:bidi="en_US"/>
+        </w:rPr>
+      </w:r>
+      <w:r>
+        <w:rPr>
+          <w:lang w:val="en_US" w:bidi="en_US"/>
+        </w:rPr>
+        <w:t>Christ has reconciled us to the God in whom we now live, so all of our spiritual needs are fulfilled by Christ. We need no one and nothing else for true spiritual fulfillment.</w:t>
+      </w:r>
+    </w:p>
+    <w:p>
+      <w:pPr/>
+      <w:r>
+        <w:rPr>
+          <w:lang w:val="en_US" w:bidi="en_US"/>
+        </w:rPr>
+      </w:r>
+      <w:r>
+        <w:rPr>
+          <w:lang w:val="en_US" w:bidi="en_US"/>
+        </w:rPr>
+        <w:t>Paul urged the Colossians to avoid focusing too much on ritual practices (</w:t>
       </w:r>
       <w:hyperlink r:id="rId28">
         <w:r>
@@ -993,7 +1175,7 @@
             <w:color w:val="0000EE"/>
             <w:u w:val="single"/>
           </w:rPr>
-          <w:t>2:16–23</w:t>
+          <w:t>Colossians 2:16–23</w:t>
         </w:r>
       </w:hyperlink>
       <w:r>
@@ -1054,7 +1236,21 @@
         <w:rPr>
           <w:lang w:val="en_US" w:bidi="en_US"/>
         </w:rPr>
-        <w:t>) and let the Good News, as preached by the apostles, mold their thinking and behavior. Colossians reminds us that we must keep Christ at the center of all that we do, in our own spiritual journey and in the life of the church. Adding to Christ is inevitably a distortion of true Christian faith.</w:t>
+        <w:t xml:space="preserve">). They must let the good news about Jesus, as preached by the apostles, shape their thoughts and actions. </w:t>
+      </w:r>
+    </w:p>
+    <w:p>
+      <w:pPr/>
+      <w:r>
+        <w:rPr>
+          <w:lang w:val="en_US" w:bidi="en_US"/>
+        </w:rPr>
+      </w:r>
+      <w:r>
+        <w:rPr>
+          <w:lang w:val="en_US" w:bidi="en_US"/>
+        </w:rPr>
+        <w:t>Colossians reminds us to keep Christ at the center of our lives and of the church. When we add other things to Christ as the basis of our faith, we distort the true Christian message.</w:t>
       </w:r>
       <w:r>
         <w:rPr>

--- a/eng/docx/51.content.docx
+++ b/eng/docx/51.content.docx
@@ -19,7 +19,7 @@
         <w:rPr>
           <w:lang w:val="en_US" w:bidi="en_US"/>
         </w:rPr>
-        <w:t>Resource: Tyndale Open Study Notes</w:t>
+        <w:t>Resource: Aquifer Open Study Notes (Book Intros)</w:t>
       </w:r>
       <w:r>
         <w:rPr>
@@ -112,7 +112,7 @@
         <w:rPr>
           <w:lang w:val="en_US" w:bidi="en_US"/>
         </w:rPr>
-        <w:t>Tyndale Open Study Notes</w:t>
+        <w:t>Aquifer Open Study Notes (Book Intros)</w:t>
       </w:r>
     </w:p>
     <w:p>

--- a/eng/docx/51.content.docx
+++ b/eng/docx/51.content.docx
@@ -272,18 +272,12 @@
         </w:rPr>
         <w:t>The apostle Paul mentions Epaphras as the person who first brought the good news about Jesus to the Colossians (</w:t>
       </w:r>
-      <w:hyperlink r:id="rId13">
-        <w:r>
-          <w:rPr>
-            <w:lang w:val="en_US" w:bidi="en_US"/>
-          </w:rPr>
-          <w:rPr>
-            <w:color w:val="0000EE"/>
-            <w:u w:val="single"/>
-          </w:rPr>
-          <w:t>1:7</w:t>
-        </w:r>
-      </w:hyperlink>
+      <w:r>
+        <w:rPr>
+          <w:lang w:val="en_US" w:bidi="en_US"/>
+        </w:rPr>
+        <w:t>1:7</w:t>
+      </w:r>
       <w:r>
         <w:rPr>
           <w:lang w:val="en_US" w:bidi="en_US"/>
@@ -316,36 +310,24 @@
         </w:rPr>
         <w:t xml:space="preserve"> … heard the word of the Lord” (</w:t>
       </w:r>
-      <w:hyperlink r:id="rId14">
-        <w:r>
-          <w:rPr>
-            <w:lang w:val="en_US" w:bidi="en_US"/>
-          </w:rPr>
-          <w:rPr>
-            <w:color w:val="0000EE"/>
-            <w:u w:val="single"/>
-          </w:rPr>
-          <w:t>Acts 19:10</w:t>
-        </w:r>
-      </w:hyperlink>
+      <w:r>
+        <w:rPr>
+          <w:lang w:val="en_US" w:bidi="en_US"/>
+        </w:rPr>
+        <w:t>Acts 19:10</w:t>
+      </w:r>
       <w:r>
         <w:rPr>
           <w:lang w:val="en_US" w:bidi="en_US"/>
         </w:rPr>
         <w:t>). Although Paul had not visited Colossae, he was the spiritual “father” of Epaphras and thus the spiritual “grandfather” of their church (</w:t>
       </w:r>
-      <w:hyperlink r:id="rId15">
-        <w:r>
-          <w:rPr>
-            <w:lang w:val="en_US" w:bidi="en_US"/>
-          </w:rPr>
-          <w:rPr>
-            <w:color w:val="0000EE"/>
-            <w:u w:val="single"/>
-          </w:rPr>
-          <w:t>Colossians 2:1</w:t>
-        </w:r>
-      </w:hyperlink>
+      <w:r>
+        <w:rPr>
+          <w:lang w:val="en_US" w:bidi="en_US"/>
+        </w:rPr>
+        <w:t>Colossians 2:1</w:t>
+      </w:r>
       <w:r>
         <w:rPr>
           <w:lang w:val="en_US" w:bidi="en_US"/>
@@ -366,18 +348,12 @@
         </w:rPr>
         <w:t>When Colossians was written, Epaphras was visiting Paul in prison (</w:t>
       </w:r>
-      <w:hyperlink r:id="rId16">
-        <w:r>
-          <w:rPr>
-            <w:lang w:val="en_US" w:bidi="en_US"/>
-          </w:rPr>
-          <w:rPr>
-            <w:color w:val="0000EE"/>
-            <w:u w:val="single"/>
-          </w:rPr>
-          <w:t>4:12</w:t>
-        </w:r>
-      </w:hyperlink>
+      <w:r>
+        <w:rPr>
+          <w:lang w:val="en_US" w:bidi="en_US"/>
+        </w:rPr>
+        <w:t>4:12</w:t>
+      </w:r>
       <w:r>
         <w:rPr>
           <w:lang w:val="en_US" w:bidi="en_US"/>
@@ -408,48 +384,30 @@
         </w:rPr>
         <w:t>” (</w:t>
       </w:r>
-      <w:hyperlink r:id="rId17">
-        <w:r>
-          <w:rPr>
-            <w:lang w:val="en_US" w:bidi="en_US"/>
-          </w:rPr>
-          <w:rPr>
-            <w:color w:val="0000EE"/>
-            <w:u w:val="single"/>
-          </w:rPr>
-          <w:t>2:15</w:t>
-        </w:r>
-      </w:hyperlink>
+      <w:r>
+        <w:rPr>
+          <w:lang w:val="en_US" w:bidi="en_US"/>
+        </w:rPr>
+        <w:t>2:15</w:t>
+      </w:r>
       <w:r>
         <w:rPr>
           <w:lang w:val="en_US" w:bidi="en_US"/>
         </w:rPr>
         <w:t xml:space="preserve">; </w:t>
       </w:r>
-      <w:hyperlink r:id="rId18">
-        <w:r>
-          <w:rPr>
-            <w:lang w:val="en_US" w:bidi="en_US"/>
-          </w:rPr>
-          <w:rPr>
-            <w:color w:val="0000EE"/>
-            <w:u w:val="single"/>
-          </w:rPr>
-          <w:t>2:8,</w:t>
-        </w:r>
-      </w:hyperlink>
-      <w:hyperlink r:id="rId19">
-        <w:r>
-          <w:rPr>
-            <w:lang w:val="en_US" w:bidi="en_US"/>
-          </w:rPr>
-          <w:rPr>
-            <w:color w:val="0000EE"/>
-            <w:u w:val="single"/>
-          </w:rPr>
-          <w:t>20</w:t>
-        </w:r>
-      </w:hyperlink>
+      <w:r>
+        <w:rPr>
+          <w:lang w:val="en_US" w:bidi="en_US"/>
+        </w:rPr>
+        <w:t>2:8,</w:t>
+      </w:r>
+      <w:r>
+        <w:rPr>
+          <w:lang w:val="en_US" w:bidi="en_US"/>
+        </w:rPr>
+        <w:t>20</w:t>
+      </w:r>
       <w:r>
         <w:rPr>
           <w:lang w:val="en_US" w:bidi="en_US"/>
@@ -481,36 +439,24 @@
         </w:rPr>
         <w:t xml:space="preserve">Colossians divides into two parts. </w:t>
       </w:r>
-      <w:hyperlink r:id="rId20">
-        <w:r>
-          <w:rPr>
-            <w:lang w:val="en_US" w:bidi="en_US"/>
-          </w:rPr>
-          <w:rPr>
-            <w:color w:val="0000EE"/>
-            <w:u w:val="single"/>
-          </w:rPr>
-          <w:t>Chapters 1–2</w:t>
-        </w:r>
-      </w:hyperlink>
+      <w:r>
+        <w:rPr>
+          <w:lang w:val="en_US" w:bidi="en_US"/>
+        </w:rPr>
+        <w:t>Chapters 1–2</w:t>
+      </w:r>
       <w:r>
         <w:rPr>
           <w:lang w:val="en_US" w:bidi="en_US"/>
         </w:rPr>
         <w:t xml:space="preserve"> focus on theology (teaching about God and his work), while </w:t>
       </w:r>
-      <w:hyperlink r:id="rId21">
-        <w:r>
-          <w:rPr>
-            <w:lang w:val="en_US" w:bidi="en_US"/>
-          </w:rPr>
-          <w:rPr>
-            <w:color w:val="0000EE"/>
-            <w:u w:val="single"/>
-          </w:rPr>
-          <w:t>chapters 3–4</w:t>
-        </w:r>
-      </w:hyperlink>
+      <w:r>
+        <w:rPr>
+          <w:lang w:val="en_US" w:bidi="en_US"/>
+        </w:rPr>
+        <w:t>chapters 3–4</w:t>
+      </w:r>
       <w:r>
         <w:rPr>
           <w:lang w:val="en_US" w:bidi="en_US"/>
@@ -531,66 +477,42 @@
         </w:rPr>
         <w:t>Paul begins with greetings and a thanksgiving section (</w:t>
       </w:r>
-      <w:hyperlink r:id="rId22">
-        <w:r>
-          <w:rPr>
-            <w:lang w:val="en_US" w:bidi="en_US"/>
-          </w:rPr>
-          <w:rPr>
-            <w:color w:val="0000EE"/>
-            <w:u w:val="single"/>
-          </w:rPr>
-          <w:t xml:space="preserve">1:1–2; </w:t>
-        </w:r>
-      </w:hyperlink>
-      <w:hyperlink r:id="rId23">
-        <w:r>
-          <w:rPr>
-            <w:lang w:val="en_US" w:bidi="en_US"/>
-          </w:rPr>
-          <w:rPr>
-            <w:color w:val="0000EE"/>
-            <w:u w:val="single"/>
-          </w:rPr>
-          <w:t>1:3–14</w:t>
-        </w:r>
-      </w:hyperlink>
+      <w:r>
+        <w:rPr>
+          <w:lang w:val="en_US" w:bidi="en_US"/>
+        </w:rPr>
+        <w:t xml:space="preserve">1:1–2; </w:t>
+      </w:r>
+      <w:r>
+        <w:rPr>
+          <w:lang w:val="en_US" w:bidi="en_US"/>
+        </w:rPr>
+        <w:t>1:3–14</w:t>
+      </w:r>
       <w:r>
         <w:rPr>
           <w:lang w:val="en_US" w:bidi="en_US"/>
         </w:rPr>
         <w:t>). This was a common way to begin New Testament letters. Then, to make this point clear, Paul quotes and adapts a hymn about Christ's supreme authority (</w:t>
       </w:r>
-      <w:hyperlink r:id="rId24">
-        <w:r>
-          <w:rPr>
-            <w:lang w:val="en_US" w:bidi="en_US"/>
-          </w:rPr>
-          <w:rPr>
-            <w:color w:val="0000EE"/>
-            <w:u w:val="single"/>
-          </w:rPr>
-          <w:t>1:15–20</w:t>
-        </w:r>
-      </w:hyperlink>
+      <w:r>
+        <w:rPr>
+          <w:lang w:val="en_US" w:bidi="en_US"/>
+        </w:rPr>
+        <w:t>1:15–20</w:t>
+      </w:r>
       <w:r>
         <w:rPr>
           <w:lang w:val="en_US" w:bidi="en_US"/>
         </w:rPr>
         <w:t>). He then makes a practical application (</w:t>
       </w:r>
-      <w:hyperlink r:id="rId25">
-        <w:r>
-          <w:rPr>
-            <w:lang w:val="en_US" w:bidi="en_US"/>
-          </w:rPr>
-          <w:rPr>
-            <w:color w:val="0000EE"/>
-            <w:u w:val="single"/>
-          </w:rPr>
-          <w:t>1:21–23</w:t>
-        </w:r>
-      </w:hyperlink>
+      <w:r>
+        <w:rPr>
+          <w:lang w:val="en_US" w:bidi="en_US"/>
+        </w:rPr>
+        <w:t>1:21–23</w:t>
+      </w:r>
       <w:r>
         <w:rPr>
           <w:lang w:val="en_US" w:bidi="en_US"/>
@@ -611,54 +533,36 @@
         </w:rPr>
         <w:t>He next discusses his role as an apostle to the Gentiles (</w:t>
       </w:r>
-      <w:hyperlink r:id="rId26">
-        <w:r>
-          <w:rPr>
-            <w:lang w:val="en_US" w:bidi="en_US"/>
-          </w:rPr>
-          <w:rPr>
-            <w:color w:val="0000EE"/>
-            <w:u w:val="single"/>
-          </w:rPr>
-          <w:t>1:24–2:5</w:t>
-        </w:r>
-      </w:hyperlink>
+      <w:r>
+        <w:rPr>
+          <w:lang w:val="en_US" w:bidi="en_US"/>
+        </w:rPr>
+        <w:t>1:24–2:5</w:t>
+      </w:r>
       <w:r>
         <w:rPr>
           <w:lang w:val="en_US" w:bidi="en_US"/>
         </w:rPr>
         <w:t>). Paul urges the Colossians to remain faithful to Christ Jesus, the one who provides for their spiritual life (</w:t>
       </w:r>
-      <w:hyperlink r:id="rId27">
-        <w:r>
-          <w:rPr>
-            <w:lang w:val="en_US" w:bidi="en_US"/>
-          </w:rPr>
-          <w:rPr>
-            <w:color w:val="0000EE"/>
-            <w:u w:val="single"/>
-          </w:rPr>
-          <w:t>2:6–15</w:t>
-        </w:r>
-      </w:hyperlink>
+      <w:r>
+        <w:rPr>
+          <w:lang w:val="en_US" w:bidi="en_US"/>
+        </w:rPr>
+        <w:t>2:6–15</w:t>
+      </w:r>
       <w:r>
         <w:rPr>
           <w:lang w:val="en_US" w:bidi="en_US"/>
         </w:rPr>
         <w:t>). The theological section of the letter ends with a warning not to focus too much on rules as a way to achieve spiritual maturity (</w:t>
       </w:r>
-      <w:hyperlink r:id="rId28">
-        <w:r>
-          <w:rPr>
-            <w:lang w:val="en_US" w:bidi="en_US"/>
-          </w:rPr>
-          <w:rPr>
-            <w:color w:val="0000EE"/>
-            <w:u w:val="single"/>
-          </w:rPr>
-          <w:t>2:16–23</w:t>
-        </w:r>
-      </w:hyperlink>
+      <w:r>
+        <w:rPr>
+          <w:lang w:val="en_US" w:bidi="en_US"/>
+        </w:rPr>
+        <w:t>2:16–23</w:t>
+      </w:r>
       <w:r>
         <w:rPr>
           <w:lang w:val="en_US" w:bidi="en_US"/>
@@ -679,108 +583,72 @@
         </w:rPr>
         <w:t>The more practical part of the letter (</w:t>
       </w:r>
-      <w:hyperlink r:id="rId21">
-        <w:r>
-          <w:rPr>
-            <w:lang w:val="en_US" w:bidi="en_US"/>
-          </w:rPr>
-          <w:rPr>
-            <w:color w:val="0000EE"/>
-            <w:u w:val="single"/>
-          </w:rPr>
-          <w:t>chapters 3–4</w:t>
-        </w:r>
-      </w:hyperlink>
+      <w:r>
+        <w:rPr>
+          <w:lang w:val="en_US" w:bidi="en_US"/>
+        </w:rPr>
+        <w:t>chapters 3–4</w:t>
+      </w:r>
       <w:r>
         <w:rPr>
           <w:lang w:val="en_US" w:bidi="en_US"/>
         </w:rPr>
         <w:t>) begins with a call to turn away from a lifestyle of sin and embrace a new life in Christ (</w:t>
       </w:r>
-      <w:hyperlink r:id="rId29">
-        <w:r>
-          <w:rPr>
-            <w:lang w:val="en_US" w:bidi="en_US"/>
-          </w:rPr>
-          <w:rPr>
-            <w:color w:val="0000EE"/>
-            <w:u w:val="single"/>
-          </w:rPr>
-          <w:t>3:1–11</w:t>
-        </w:r>
-      </w:hyperlink>
+      <w:r>
+        <w:rPr>
+          <w:lang w:val="en_US" w:bidi="en_US"/>
+        </w:rPr>
+        <w:t>3:1–11</w:t>
+      </w:r>
       <w:r>
         <w:rPr>
           <w:lang w:val="en_US" w:bidi="en_US"/>
         </w:rPr>
         <w:t>). Paul then gives instructions for the Christian community and family life (</w:t>
       </w:r>
-      <w:hyperlink r:id="rId30">
-        <w:r>
-          <w:rPr>
-            <w:lang w:val="en_US" w:bidi="en_US"/>
-          </w:rPr>
-          <w:rPr>
-            <w:color w:val="0000EE"/>
-            <w:u w:val="single"/>
-          </w:rPr>
-          <w:t>3:12–17</w:t>
-        </w:r>
-      </w:hyperlink>
+      <w:r>
+        <w:rPr>
+          <w:lang w:val="en_US" w:bidi="en_US"/>
+        </w:rPr>
+        <w:t>3:12–17</w:t>
+      </w:r>
       <w:r>
         <w:rPr>
           <w:lang w:val="en_US" w:bidi="en_US"/>
         </w:rPr>
         <w:t xml:space="preserve">; </w:t>
       </w:r>
-      <w:hyperlink r:id="rId31">
-        <w:r>
-          <w:rPr>
-            <w:lang w:val="en_US" w:bidi="en_US"/>
-          </w:rPr>
-          <w:rPr>
-            <w:color w:val="0000EE"/>
-            <w:u w:val="single"/>
-          </w:rPr>
-          <w:t>3:18–4:1</w:t>
-        </w:r>
-      </w:hyperlink>
+      <w:r>
+        <w:rPr>
+          <w:lang w:val="en_US" w:bidi="en_US"/>
+        </w:rPr>
+        <w:t>3:18–4:1</w:t>
+      </w:r>
       <w:r>
         <w:rPr>
           <w:lang w:val="en_US" w:bidi="en_US"/>
         </w:rPr>
         <w:t>). The letter ends with encouragement to pray (</w:t>
       </w:r>
-      <w:hyperlink r:id="rId32">
-        <w:r>
-          <w:rPr>
-            <w:lang w:val="en_US" w:bidi="en_US"/>
-          </w:rPr>
-          <w:rPr>
-            <w:color w:val="0000EE"/>
-            <w:u w:val="single"/>
-          </w:rPr>
-          <w:t>4:2–6</w:t>
-        </w:r>
-      </w:hyperlink>
+      <w:r>
+        <w:rPr>
+          <w:lang w:val="en_US" w:bidi="en_US"/>
+        </w:rPr>
+        <w:t>4:2–6</w:t>
+      </w:r>
       <w:r>
         <w:rPr>
           <w:lang w:val="en_US" w:bidi="en_US"/>
         </w:rPr>
         <w:t>) and comments about Paul's fellow workers and other Christians (</w:t>
       </w:r>
-      <w:hyperlink r:id="rId33">
-        <w:r>
-          <w:rPr>
-            <w:lang w:val="en_US" w:bidi="en_US"/>
-          </w:rPr>
-          <w:rPr>
-            <w:color w:val="0000EE"/>
-            <w:u w:val="single"/>
-          </w:rPr>
-          <w:t>4:7–18</w:t>
-        </w:r>
-      </w:hyperlink>
+      <w:r>
+        <w:rPr>
+          <w:lang w:val="en_US" w:bidi="en_US"/>
+        </w:rPr>
+        <w:t>4:7–18</w:t>
+      </w:r>
       <w:r>
         <w:rPr>
           <w:lang w:val="en_US" w:bidi="en_US"/>
@@ -812,18 +680,12 @@
         </w:rPr>
         <w:t xml:space="preserve">Colossians, Ephesians, Philemon, and Philippians are called the Prison Letters. Paul wrote them while in jail for preaching about Jesus Christ (see </w:t>
       </w:r>
-      <w:hyperlink r:id="rId34">
-        <w:r>
-          <w:rPr>
-            <w:lang w:val="en_US" w:bidi="en_US"/>
-          </w:rPr>
-          <w:rPr>
-            <w:color w:val="0000EE"/>
-            <w:u w:val="single"/>
-          </w:rPr>
-          <w:t>Colossians 4:18</w:t>
-        </w:r>
-      </w:hyperlink>
+      <w:r>
+        <w:rPr>
+          <w:lang w:val="en_US" w:bidi="en_US"/>
+        </w:rPr>
+        <w:t>Colossians 4:18</w:t>
+      </w:r>
       <w:r>
         <w:rPr>
           <w:lang w:val="en_US" w:bidi="en_US"/>
@@ -870,18 +732,12 @@
         </w:rPr>
         <w:t>Paul mentioned some of the same fellow workers in each of the Prison Letters. In his letter to Philemon, he explained why he was sending back Onesimus, Philemon’s slave who had run away. Onesimus also traveled with the letter to the Colossians (</w:t>
       </w:r>
-      <w:hyperlink r:id="rId35">
-        <w:r>
-          <w:rPr>
-            <w:lang w:val="en_US" w:bidi="en_US"/>
-          </w:rPr>
-          <w:rPr>
-            <w:color w:val="0000EE"/>
-            <w:u w:val="single"/>
-          </w:rPr>
-          <w:t>4:9</w:t>
-        </w:r>
-      </w:hyperlink>
+      <w:r>
+        <w:rPr>
+          <w:lang w:val="en_US" w:bidi="en_US"/>
+        </w:rPr>
+        <w:t>4:9</w:t>
+      </w:r>
       <w:r>
         <w:rPr>
           <w:lang w:val="en_US" w:bidi="en_US"/>
@@ -902,36 +758,24 @@
         </w:rPr>
         <w:t>In both Colossians and Ephesians, Paul said that Tychicus would give the churches more details about Paul’s situation (</w:t>
       </w:r>
-      <w:hyperlink r:id="rId36">
-        <w:r>
-          <w:rPr>
-            <w:lang w:val="en_US" w:bidi="en_US"/>
-          </w:rPr>
-          <w:rPr>
-            <w:color w:val="0000EE"/>
-            <w:u w:val="single"/>
-          </w:rPr>
-          <w:t>Colossians 4:7</w:t>
-        </w:r>
-      </w:hyperlink>
+      <w:r>
+        <w:rPr>
+          <w:lang w:val="en_US" w:bidi="en_US"/>
+        </w:rPr>
+        <w:t>Colossians 4:7</w:t>
+      </w:r>
       <w:r>
         <w:rPr>
           <w:lang w:val="en_US" w:bidi="en_US"/>
         </w:rPr>
         <w:t xml:space="preserve">; </w:t>
       </w:r>
-      <w:hyperlink r:id="rId37">
-        <w:r>
-          <w:rPr>
-            <w:lang w:val="en_US" w:bidi="en_US"/>
-          </w:rPr>
-          <w:rPr>
-            <w:color w:val="0000EE"/>
-            <w:u w:val="single"/>
-          </w:rPr>
-          <w:t>Ephesians 6:21</w:t>
-        </w:r>
-      </w:hyperlink>
+      <w:r>
+        <w:rPr>
+          <w:lang w:val="en_US" w:bidi="en_US"/>
+        </w:rPr>
+        <w:t>Ephesians 6:21</w:t>
+      </w:r>
       <w:r>
         <w:rPr>
           <w:lang w:val="en_US" w:bidi="en_US"/>
@@ -995,18 +839,12 @@
         </w:rPr>
         <w:t>They seem to have insisted that Christians observe Sabbath and new moon festivals (</w:t>
       </w:r>
-      <w:hyperlink r:id="rId38">
-        <w:r>
-          <w:rPr>
-            <w:lang w:val="en_US" w:bidi="en_US"/>
-          </w:rPr>
-          <w:rPr>
-            <w:color w:val="0000EE"/>
-            <w:u w:val="single"/>
-          </w:rPr>
-          <w:t>Colossians 2:16</w:t>
-        </w:r>
-      </w:hyperlink>
+      <w:r>
+        <w:rPr>
+          <w:lang w:val="en_US" w:bidi="en_US"/>
+        </w:rPr>
+        <w:t>Colossians 2:16</w:t>
+      </w:r>
       <w:r>
         <w:rPr>
           <w:lang w:val="en_US" w:bidi="en_US"/>
@@ -1088,18 +926,12 @@
         </w:rPr>
         <w:t>In his letter to the Colossians, Paul calls a young Christian church back to the apostles' message of the good news about Christ. To counter false teaching, Paul stresses that Christ is supreme over all creation, both spiritual and physical. Jesus is the one in whom the fullness of God lives. He is also the only true source of spiritual growth. All genuine spiritual life comes from him (</w:t>
       </w:r>
-      <w:hyperlink r:id="rId39">
-        <w:r>
-          <w:rPr>
-            <w:lang w:val="en_US" w:bidi="en_US"/>
-          </w:rPr>
-          <w:rPr>
-            <w:color w:val="0000EE"/>
-            <w:u w:val="single"/>
-          </w:rPr>
-          <w:t>Colossians 2:19</w:t>
-        </w:r>
-      </w:hyperlink>
+      <w:r>
+        <w:rPr>
+          <w:lang w:val="en_US" w:bidi="en_US"/>
+        </w:rPr>
+        <w:t>Colossians 2:19</w:t>
+      </w:r>
       <w:r>
         <w:rPr>
           <w:lang w:val="en_US" w:bidi="en_US"/>
@@ -1120,18 +952,12 @@
         </w:rPr>
         <w:t>The false teachers based their emphasis on rules on something other than Christ. As a result, those rules could not produce true spiritual growth (</w:t>
       </w:r>
-      <w:hyperlink r:id="rId40">
-        <w:r>
-          <w:rPr>
-            <w:lang w:val="en_US" w:bidi="en_US"/>
-          </w:rPr>
-          <w:rPr>
-            <w:color w:val="0000EE"/>
-            <w:u w:val="single"/>
-          </w:rPr>
-          <w:t>Colossians 2:23</w:t>
-        </w:r>
-      </w:hyperlink>
+      <w:r>
+        <w:rPr>
+          <w:lang w:val="en_US" w:bidi="en_US"/>
+        </w:rPr>
+        <w:t>Colossians 2:23</w:t>
+      </w:r>
       <w:r>
         <w:rPr>
           <w:lang w:val="en_US" w:bidi="en_US"/>
@@ -1166,72 +992,48 @@
         </w:rPr>
         <w:t>Paul urged the Colossians to avoid focusing too much on ritual practices (</w:t>
       </w:r>
-      <w:hyperlink r:id="rId28">
-        <w:r>
-          <w:rPr>
-            <w:lang w:val="en_US" w:bidi="en_US"/>
-          </w:rPr>
-          <w:rPr>
-            <w:color w:val="0000EE"/>
-            <w:u w:val="single"/>
-          </w:rPr>
-          <w:t>Colossians 2:16–23</w:t>
-        </w:r>
-      </w:hyperlink>
+      <w:r>
+        <w:rPr>
+          <w:lang w:val="en_US" w:bidi="en_US"/>
+        </w:rPr>
+        <w:t>Colossians 2:16–23</w:t>
+      </w:r>
       <w:r>
         <w:rPr>
           <w:lang w:val="en_US" w:bidi="en_US"/>
         </w:rPr>
         <w:t>). Instead, all Christians should identify with Christ in his death and resurrection (</w:t>
       </w:r>
-      <w:hyperlink r:id="rId41">
-        <w:r>
-          <w:rPr>
-            <w:lang w:val="en_US" w:bidi="en_US"/>
-          </w:rPr>
-          <w:rPr>
-            <w:color w:val="0000EE"/>
-            <w:u w:val="single"/>
-          </w:rPr>
-          <w:t>2:11</w:t>
-        </w:r>
-      </w:hyperlink>
+      <w:r>
+        <w:rPr>
+          <w:lang w:val="en_US" w:bidi="en_US"/>
+        </w:rPr>
+        <w:t>2:11</w:t>
+      </w:r>
       <w:r>
         <w:rPr>
           <w:lang w:val="en_US" w:bidi="en_US"/>
         </w:rPr>
         <w:t xml:space="preserve">, </w:t>
       </w:r>
-      <w:hyperlink r:id="rId42">
-        <w:r>
-          <w:rPr>
-            <w:lang w:val="en_US" w:bidi="en_US"/>
-          </w:rPr>
-          <w:rPr>
-            <w:color w:val="0000EE"/>
-            <w:u w:val="single"/>
-          </w:rPr>
-          <w:t>19–20</w:t>
-        </w:r>
-      </w:hyperlink>
+      <w:r>
+        <w:rPr>
+          <w:lang w:val="en_US" w:bidi="en_US"/>
+        </w:rPr>
+        <w:t>19–20</w:t>
+      </w:r>
       <w:r>
         <w:rPr>
           <w:lang w:val="en_US" w:bidi="en_US"/>
         </w:rPr>
         <w:t xml:space="preserve">; </w:t>
       </w:r>
-      <w:hyperlink r:id="rId43">
-        <w:r>
-          <w:rPr>
-            <w:lang w:val="en_US" w:bidi="en_US"/>
-          </w:rPr>
-          <w:rPr>
-            <w:color w:val="0000EE"/>
-            <w:u w:val="single"/>
-          </w:rPr>
-          <w:t>3:1–4</w:t>
-        </w:r>
-      </w:hyperlink>
+      <w:r>
+        <w:rPr>
+          <w:lang w:val="en_US" w:bidi="en_US"/>
+        </w:rPr>
+        <w:t>3:1–4</w:t>
+      </w:r>
       <w:r>
         <w:rPr>
           <w:lang w:val="en_US" w:bidi="en_US"/>
